--- a/docs/manuscript/GCerrHMM_Chinese_full_W3.4_20260930.docx
+++ b/docs/manuscript/GCerrHMM_Chinese_full_W3.4_20260930.docx
@@ -1132,7 +1132,7 @@
           <w:b w:val="0"/>
           <w:sz w:val="21"/>
         </w:rPr>
-        <w:t>数据和材料可用性：支持本文结论的数据集将在 repository 和 Zenodo DOI 归档后提供；公共 accessions 见表 1。作者信息、repository URL 和 DOI 仍需作者提供。</w:t>
+        <w:t>数据和材料可用性：代码与冻结结果可通过 GitHub repository `https://github.com/zbyyyxiaoman/GCerrHMM` 获取，版本稳定的 Zenodo concept DOI 为 `10.5281/zenodo.23034361`；公共 accessions 见表 1。</w:t>
       </w:r>
     </w:p>
     <w:p>
